--- a/pr-preview/pr-294/linear-algebra-projections-tracked-changes.docx
+++ b/pr-preview/pr-294/linear-algebra-projections-tracked-changes.docx
@@ -16,7 +16,7 @@
       </w:pPr>
       <w:del w:id="1" w:author="PR Preview" w:date="2026-01-01T00:00:00Z">
         <w:r>
-          <w:delText xml:space="preserve">Last modified: 2026-10-15 02:44:48 (PDT)</w:delText>
+          <w:delText xml:space="preserve">Last modified: 2026-10-15 07:39:11 (PDT)</w:delText>
         </w:r>
       </w:del>
     </w:p>
@@ -26,7 +26,7 @@
       </w:pPr>
       <w:ins w:id="2" w:author="PR Preview" w:date="2026-01-01T00:00:00Z">
         <w:r>
-          <w:t xml:space="preserve">Last modified: 2026-10-15 02:38:47 (PDT)</w:t>
+          <w:t xml:space="preserve">Last modified: 2026-10-15 08:34:18 (PDT)</w:t>
         </w:r>
       </w:ins>
     </w:p>
@@ -11363,22 +11363,30 @@
       <w:pPr>
         <w:pStyle w:val="BodyText"/>
       </w:pPr>
-      <w:r>
-        <w:rPr>
-          <w:b/>
-          <w:bCs/>
-        </w:rPr>
-        <w:t xml:space="preserve">Theorem 4 (Projecting with an orthonormal basis)</w:t>
-      </w:r>
-      <w:r>
-        <w:t xml:space="preserve"> </w:t>
-      </w:r>
-      <w:r>
-        <w:t xml:space="preserve">Let</w:t>
-      </w:r>
-      <w:r>
-        <w:t xml:space="preserve"> </w:t>
-      </w:r>
+      <w:del w:id="3" w:author="PR Preview" w:date="2026-01-01T00:00:00Z">
+        <w:r>
+          <w:rPr>
+            <w:b/>
+            <w:bCs/>
+          </w:rPr>
+          <w:delText xml:space="preserve">Theorem 4 (Projecting with an orthonormal basis)</w:delText>
+        </w:r>
+      </w:del>
+      <w:del w:id="4" w:author="PR Preview" w:date="2026-01-01T00:00:00Z">
+        <w:r>
+          <w:delText xml:space="preserve"> </w:delText>
+        </w:r>
+      </w:del>
+      <w:del w:id="5" w:author="PR Preview" w:date="2026-01-01T00:00:00Z">
+        <w:r>
+          <w:delText xml:space="preserve">Let</w:delText>
+        </w:r>
+      </w:del>
+      <w:del w:id="6" w:author="PR Preview" w:date="2026-01-01T00:00:00Z">
+        <w:r>
+          <w:delText xml:space="preserve"> </w:delText>
+        </w:r>
+      </w:del>
       <m:oMath>
         <m:r>
           <m:rPr>
@@ -11388,15 +11396,21 @@
           <m:t>S</m:t>
         </m:r>
       </m:oMath>
-      <w:r>
-        <w:t xml:space="preserve"> </w:t>
-      </w:r>
-      <w:r>
-        <w:t xml:space="preserve">be a subspace of</w:t>
-      </w:r>
-      <w:r>
-        <w:t xml:space="preserve"> </w:t>
-      </w:r>
+      <w:del w:id="7" w:author="PR Preview" w:date="2026-01-01T00:00:00Z">
+        <w:r>
+          <w:delText xml:space="preserve"> </w:delText>
+        </w:r>
+      </w:del>
+      <w:del w:id="8" w:author="PR Preview" w:date="2026-01-01T00:00:00Z">
+        <w:r>
+          <w:delText xml:space="preserve">be a subspace of</w:delText>
+        </w:r>
+      </w:del>
+      <w:del w:id="9" w:author="PR Preview" w:date="2026-01-01T00:00:00Z">
+        <w:r>
+          <w:delText xml:space="preserve"> </w:delText>
+        </w:r>
+      </w:del>
       <m:oMath>
         <m:sSup>
           <m:e>
@@ -11415,15 +11429,21 @@
           </m:sup>
         </m:sSup>
       </m:oMath>
-      <w:r>
-        <w:t xml:space="preserve"> </w:t>
-      </w:r>
-      <w:r>
-        <w:t xml:space="preserve">with</w:t>
-      </w:r>
-      <w:r>
-        <w:t xml:space="preserve"> </w:t>
-      </w:r>
+      <w:del w:id="10" w:author="PR Preview" w:date="2026-01-01T00:00:00Z">
+        <w:r>
+          <w:delText xml:space="preserve"> </w:delText>
+        </w:r>
+      </w:del>
+      <w:del w:id="11" w:author="PR Preview" w:date="2026-01-01T00:00:00Z">
+        <w:r>
+          <w:delText xml:space="preserve">with</w:delText>
+        </w:r>
+      </w:del>
+      <w:del w:id="12" w:author="PR Preview" w:date="2026-01-01T00:00:00Z">
+        <w:r>
+          <w:delText xml:space="preserve"> </w:delText>
+        </w:r>
+      </w:del>
       <m:oMath>
         <m:r>
           <m:rPr>
@@ -11469,18 +11489,26 @@
           <m:t>1</m:t>
         </m:r>
       </m:oMath>
-      <w:r>
-        <w:t xml:space="preserve">,</w:t>
-      </w:r>
-      <w:r>
-        <w:t xml:space="preserve"> </w:t>
-      </w:r>
-      <w:r>
-        <w:t xml:space="preserve">and let</w:t>
-      </w:r>
-      <w:r>
-        <w:t xml:space="preserve"> </w:t>
-      </w:r>
+      <w:del w:id="13" w:author="PR Preview" w:date="2026-01-01T00:00:00Z">
+        <w:r>
+          <w:delText xml:space="preserve">,</w:delText>
+        </w:r>
+      </w:del>
+      <w:del w:id="14" w:author="PR Preview" w:date="2026-01-01T00:00:00Z">
+        <w:r>
+          <w:delText xml:space="preserve"> </w:delText>
+        </w:r>
+      </w:del>
+      <w:del w:id="15" w:author="PR Preview" w:date="2026-01-01T00:00:00Z">
+        <w:r>
+          <w:delText xml:space="preserve">and let</w:delText>
+        </w:r>
+      </w:del>
+      <w:del w:id="16" w:author="PR Preview" w:date="2026-01-01T00:00:00Z">
+        <w:r>
+          <w:delText xml:space="preserve"> </w:delText>
+        </w:r>
+      </w:del>
       <m:oMath>
         <m:r>
           <m:rPr>
@@ -11489,15 +11517,21 @@
           <m:t>Q</m:t>
         </m:r>
       </m:oMath>
-      <w:r>
-        <w:t xml:space="preserve"> </w:t>
-      </w:r>
-      <w:r>
-        <w:t xml:space="preserve">be the</w:t>
-      </w:r>
-      <w:r>
-        <w:t xml:space="preserve"> </w:t>
-      </w:r>
+      <w:del w:id="17" w:author="PR Preview" w:date="2026-01-01T00:00:00Z">
+        <w:r>
+          <w:delText xml:space="preserve"> </w:delText>
+        </w:r>
+      </w:del>
+      <w:del w:id="18" w:author="PR Preview" w:date="2026-01-01T00:00:00Z">
+        <w:r>
+          <w:delText xml:space="preserve">be the</w:delText>
+        </w:r>
+      </w:del>
+      <w:del w:id="19" w:author="PR Preview" w:date="2026-01-01T00:00:00Z">
+        <w:r>
+          <w:delText xml:space="preserve"> </w:delText>
+        </w:r>
+      </w:del>
       <m:oMath>
         <m:r>
           <m:t>p</m:t>
@@ -11512,15 +11546,21 @@
           <m:t>r</m:t>
         </m:r>
       </m:oMath>
-      <w:r>
-        <w:t xml:space="preserve"> </w:t>
-      </w:r>
-      <w:r>
-        <w:t xml:space="preserve">matrix whose columns</w:t>
-      </w:r>
-      <w:r>
-        <w:t xml:space="preserve"> </w:t>
-      </w:r>
+      <w:del w:id="20" w:author="PR Preview" w:date="2026-01-01T00:00:00Z">
+        <w:r>
+          <w:delText xml:space="preserve"> </w:delText>
+        </w:r>
+      </w:del>
+      <w:del w:id="21" w:author="PR Preview" w:date="2026-01-01T00:00:00Z">
+        <w:r>
+          <w:delText xml:space="preserve">matrix whose columns</w:delText>
+        </w:r>
+      </w:del>
+      <w:del w:id="22" w:author="PR Preview" w:date="2026-01-01T00:00:00Z">
+        <w:r>
+          <w:delText xml:space="preserve"> </w:delText>
+        </w:r>
+      </w:del>
       <m:oMath>
         <m:sSub>
           <m:e>
@@ -11579,15 +11619,21 @@
           </m:sub>
         </m:sSub>
       </m:oMath>
-      <w:r>
-        <w:t xml:space="preserve"> </w:t>
-      </w:r>
-      <w:r>
-        <w:t xml:space="preserve">are an orthonormal basis of</w:t>
-      </w:r>
-      <w:r>
-        <w:t xml:space="preserve"> </w:t>
-      </w:r>
+      <w:del w:id="23" w:author="PR Preview" w:date="2026-01-01T00:00:00Z">
+        <w:r>
+          <w:delText xml:space="preserve"> </w:delText>
+        </w:r>
+      </w:del>
+      <w:del w:id="24" w:author="PR Preview" w:date="2026-01-01T00:00:00Z">
+        <w:r>
+          <w:delText xml:space="preserve">are an orthonormal basis of</w:delText>
+        </w:r>
+      </w:del>
+      <w:del w:id="25" w:author="PR Preview" w:date="2026-01-01T00:00:00Z">
+        <w:r>
+          <w:delText xml:space="preserve"> </w:delText>
+        </w:r>
+      </w:del>
       <m:oMath>
         <m:r>
           <m:rPr>
@@ -11597,46 +11643,66 @@
           <m:t>S</m:t>
         </m:r>
       </m:oMath>
-      <w:r>
-        <w:t xml:space="preserve"> </w:t>
-      </w:r>
-      <w:r>
-        <w:t xml:space="preserve">(</w:t>
-      </w:r>
+      <w:del w:id="26" w:author="PR Preview" w:date="2026-01-01T00:00:00Z">
+        <w:r>
+          <w:delText xml:space="preserve"> </w:delText>
+        </w:r>
+      </w:del>
+      <w:del w:id="27" w:author="PR Preview" w:date="2026-01-01T00:00:00Z">
+        <w:r>
+          <w:delText xml:space="preserve">(</w:delText>
+        </w:r>
+      </w:del>
       <w:hyperlink r:id="rId42">
+        <w:del w:id="28" w:author="PR Preview" w:date="2026-01-01T00:00:00Z">
+          <w:r>
+            <w:rPr>
+              <w:rStyle w:val="Hyperlink"/>
+            </w:rPr>
+            <w:delText xml:space="preserve">Definition 10 in Inner Products and Orthogonality</w:delText>
+          </w:r>
+        </w:del>
+      </w:hyperlink>
+      <w:del w:id="29" w:author="PR Preview" w:date="2026-01-01T00:00:00Z">
         <w:r>
-          <w:rPr>
-            <w:rStyle w:val="Hyperlink"/>
-          </w:rPr>
-          <w:t xml:space="preserve">Definition 11 in Inner Products and Orthogonality</w:t>
+          <w:delText xml:space="preserve">,</w:delText>
         </w:r>
+      </w:del>
+      <w:del w:id="30" w:author="PR Preview" w:date="2026-01-01T00:00:00Z">
+        <w:r>
+          <w:delText xml:space="preserve"> </w:delText>
+        </w:r>
+      </w:del>
+      <w:hyperlink r:id="rId43">
+        <w:del w:id="31" w:author="PR Preview" w:date="2026-01-01T00:00:00Z">
+          <w:r>
+            <w:rPr>
+              <w:rStyle w:val="Hyperlink"/>
+            </w:rPr>
+            <w:delText xml:space="preserve">Corollary 3 in Inner Products and Orthogonality</w:delText>
+          </w:r>
+        </w:del>
       </w:hyperlink>
-      <w:r>
-        <w:t xml:space="preserve">,</w:t>
-      </w:r>
-      <w:r>
-        <w:t xml:space="preserve"> </w:t>
-      </w:r>
-      <w:hyperlink r:id="rId43">
+      <w:del w:id="32" w:author="PR Preview" w:date="2026-01-01T00:00:00Z">
         <w:r>
-          <w:rPr>
-            <w:rStyle w:val="Hyperlink"/>
-          </w:rPr>
-          <w:t xml:space="preserve">Corollary 2 in Inner Products and Orthogonality</w:t>
+          <w:delText xml:space="preserve">).</w:delText>
         </w:r>
-      </w:hyperlink>
-      <w:r>
-        <w:t xml:space="preserve">).</w:t>
-      </w:r>
-      <w:r>
-        <w:t xml:space="preserve"> </w:t>
-      </w:r>
-      <w:r>
-        <w:t xml:space="preserve">Then for every</w:t>
-      </w:r>
-      <w:r>
-        <w:t xml:space="preserve"> </w:t>
-      </w:r>
+      </w:del>
+      <w:del w:id="33" w:author="PR Preview" w:date="2026-01-01T00:00:00Z">
+        <w:r>
+          <w:delText xml:space="preserve"> </w:delText>
+        </w:r>
+      </w:del>
+      <w:del w:id="34" w:author="PR Preview" w:date="2026-01-01T00:00:00Z">
+        <w:r>
+          <w:delText xml:space="preserve">Then for every</w:delText>
+        </w:r>
+      </w:del>
+      <w:del w:id="35" w:author="PR Preview" w:date="2026-01-01T00:00:00Z">
+        <w:r>
+          <w:delText xml:space="preserve"> </w:delText>
+        </w:r>
+      </w:del>
       <m:oMath>
         <m:acc>
           <m:accPr>
@@ -11671,12 +11737,16 @@
           </m:sup>
         </m:sSup>
       </m:oMath>
-      <w:r>
-        <w:t xml:space="preserve">,</w:t>
-      </w:r>
-      <w:r>
-        <w:t xml:space="preserve"> </w:t>
-      </w:r>
+      <w:del w:id="36" w:author="PR Preview" w:date="2026-01-01T00:00:00Z">
+        <w:r>
+          <w:delText xml:space="preserve">,</w:delText>
+        </w:r>
+      </w:del>
+      <w:del w:id="37" w:author="PR Preview" w:date="2026-01-01T00:00:00Z">
+        <w:r>
+          <w:delText xml:space="preserve"> </w:delText>
+        </w:r>
+      </w:del>
       <m:oMath>
         <m:r>
           <m:rPr>
@@ -11713,15 +11783,21 @@
           </m:e>
         </m:acc>
       </m:oMath>
-      <w:r>
-        <w:t xml:space="preserve"> </w:t>
-      </w:r>
-      <w:r>
-        <w:t xml:space="preserve">is the orthogonal projection of</w:t>
-      </w:r>
-      <w:r>
-        <w:t xml:space="preserve"> </w:t>
-      </w:r>
+      <w:del w:id="38" w:author="PR Preview" w:date="2026-01-01T00:00:00Z">
+        <w:r>
+          <w:delText xml:space="preserve"> </w:delText>
+        </w:r>
+      </w:del>
+      <w:del w:id="39" w:author="PR Preview" w:date="2026-01-01T00:00:00Z">
+        <w:r>
+          <w:delText xml:space="preserve">is the orthogonal projection of</w:delText>
+        </w:r>
+      </w:del>
+      <w:del w:id="40" w:author="PR Preview" w:date="2026-01-01T00:00:00Z">
+        <w:r>
+          <w:delText xml:space="preserve"> </w:delText>
+        </w:r>
+      </w:del>
       <m:oMath>
         <m:acc>
           <m:accPr>
@@ -11734,15 +11810,21 @@
           </m:e>
         </m:acc>
       </m:oMath>
-      <w:r>
-        <w:t xml:space="preserve"> </w:t>
-      </w:r>
-      <w:r>
-        <w:t xml:space="preserve">onto</w:t>
-      </w:r>
-      <w:r>
-        <w:t xml:space="preserve"> </w:t>
-      </w:r>
+      <w:del w:id="41" w:author="PR Preview" w:date="2026-01-01T00:00:00Z">
+        <w:r>
+          <w:delText xml:space="preserve"> </w:delText>
+        </w:r>
+      </w:del>
+      <w:del w:id="42" w:author="PR Preview" w:date="2026-01-01T00:00:00Z">
+        <w:r>
+          <w:delText xml:space="preserve">onto</w:delText>
+        </w:r>
+      </w:del>
+      <w:del w:id="43" w:author="PR Preview" w:date="2026-01-01T00:00:00Z">
+        <w:r>
+          <w:delText xml:space="preserve"> </w:delText>
+        </w:r>
+      </w:del>
       <m:oMath>
         <m:r>
           <m:rPr>
@@ -11752,18 +11834,26 @@
           <m:t>S</m:t>
         </m:r>
       </m:oMath>
-      <w:r>
-        <w:t xml:space="preserve">,</w:t>
-      </w:r>
-      <w:r>
-        <w:t xml:space="preserve"> </w:t>
-      </w:r>
-      <w:r>
-        <w:t xml:space="preserve">and</w:t>
-      </w:r>
-      <w:r>
-        <w:t xml:space="preserve"> </w:t>
-      </w:r>
+      <w:del w:id="44" w:author="PR Preview" w:date="2026-01-01T00:00:00Z">
+        <w:r>
+          <w:delText xml:space="preserve">,</w:delText>
+        </w:r>
+      </w:del>
+      <w:del w:id="45" w:author="PR Preview" w:date="2026-01-01T00:00:00Z">
+        <w:r>
+          <w:delText xml:space="preserve"> </w:delText>
+        </w:r>
+      </w:del>
+      <w:del w:id="46" w:author="PR Preview" w:date="2026-01-01T00:00:00Z">
+        <w:r>
+          <w:delText xml:space="preserve">and</w:delText>
+        </w:r>
+      </w:del>
+      <w:del w:id="47" w:author="PR Preview" w:date="2026-01-01T00:00:00Z">
+        <w:r>
+          <w:delText xml:space="preserve"> </w:delText>
+        </w:r>
+      </w:del>
       <m:oMath>
         <m:r>
           <m:rPr>
@@ -11790,23 +11880,578 @@
           </m:sup>
         </m:sSup>
       </m:oMath>
-      <w:r>
-        <w:t xml:space="preserve"> </w:t>
-      </w:r>
-      <w:r>
-        <w:t xml:space="preserve">is an orthogonal projection matrix (</w:t>
-      </w:r>
+      <w:del w:id="48" w:author="PR Preview" w:date="2026-01-01T00:00:00Z">
+        <w:r>
+          <w:delText xml:space="preserve"> </w:delText>
+        </w:r>
+      </w:del>
+      <w:del w:id="49" w:author="PR Preview" w:date="2026-01-01T00:00:00Z">
+        <w:r>
+          <w:delText xml:space="preserve">is an orthogonal projection matrix (</w:delText>
+        </w:r>
+      </w:del>
       <w:hyperlink r:id="rId19">
+        <w:del w:id="50" w:author="PR Preview" w:date="2026-01-01T00:00:00Z">
+          <w:r>
+            <w:rPr>
+              <w:rStyle w:val="Hyperlink"/>
+            </w:rPr>
+            <w:delText xml:space="preserve">Definition 8 in Special Matrices and Decompositions</w:delText>
+          </w:r>
+        </w:del>
+      </w:hyperlink>
+      <w:del w:id="51" w:author="PR Preview" w:date="2026-01-01T00:00:00Z">
+        <w:r>
+          <w:delText xml:space="preserve">).</w:delText>
+        </w:r>
+      </w:del>
+    </w:p>
+    <w:p>
+      <w:pPr>
+        <w:pStyle w:val="BodyText"/>
+      </w:pPr>
+      <w:ins w:id="52" w:author="PR Preview" w:date="2026-01-01T00:00:00Z">
         <w:r>
           <w:rPr>
-            <w:rStyle w:val="Hyperlink"/>
+            <w:b/>
+            <w:bCs/>
           </w:rPr>
-          <w:t xml:space="preserve">Definition 8 in Special Matrices and Decompositions</w:t>
+          <w:t xml:space="preserve">Theorem 4 (Projecting with an orthonormal basis)</w:t>
         </w:r>
+      </w:ins>
+      <w:ins w:id="53" w:author="PR Preview" w:date="2026-01-01T00:00:00Z">
+        <w:r>
+          <w:t xml:space="preserve"> </w:t>
+        </w:r>
+      </w:ins>
+      <w:ins w:id="54" w:author="PR Preview" w:date="2026-01-01T00:00:00Z">
+        <w:r>
+          <w:t xml:space="preserve">Let</w:t>
+        </w:r>
+      </w:ins>
+      <w:ins w:id="55" w:author="PR Preview" w:date="2026-01-01T00:00:00Z">
+        <w:r>
+          <w:t xml:space="preserve"> </w:t>
+        </w:r>
+      </w:ins>
+      <m:oMath>
+        <m:r>
+          <m:rPr>
+            <m:scr m:val="script"/>
+            <m:sty m:val="p"/>
+          </m:rPr>
+          <m:t>S</m:t>
+        </m:r>
+      </m:oMath>
+      <w:ins w:id="56" w:author="PR Preview" w:date="2026-01-01T00:00:00Z">
+        <w:r>
+          <w:t xml:space="preserve"> </w:t>
+        </w:r>
+      </w:ins>
+      <w:ins w:id="57" w:author="PR Preview" w:date="2026-01-01T00:00:00Z">
+        <w:r>
+          <w:t xml:space="preserve">be a subspace of</w:t>
+        </w:r>
+      </w:ins>
+      <w:ins w:id="58" w:author="PR Preview" w:date="2026-01-01T00:00:00Z">
+        <w:r>
+          <w:t xml:space="preserve"> </w:t>
+        </w:r>
+      </w:ins>
+      <m:oMath>
+        <m:sSup>
+          <m:e>
+            <m:r>
+              <m:rPr>
+                <m:scr m:val="double-struck"/>
+                <m:sty m:val="p"/>
+              </m:rPr>
+              <m:t>R</m:t>
+            </m:r>
+          </m:e>
+          <m:sup>
+            <m:r>
+              <m:t>p</m:t>
+            </m:r>
+          </m:sup>
+        </m:sSup>
+      </m:oMath>
+      <w:ins w:id="59" w:author="PR Preview" w:date="2026-01-01T00:00:00Z">
+        <w:r>
+          <w:t xml:space="preserve"> </w:t>
+        </w:r>
+      </w:ins>
+      <w:ins w:id="60" w:author="PR Preview" w:date="2026-01-01T00:00:00Z">
+        <w:r>
+          <w:t xml:space="preserve">with</w:t>
+        </w:r>
+      </w:ins>
+      <w:ins w:id="61" w:author="PR Preview" w:date="2026-01-01T00:00:00Z">
+        <w:r>
+          <w:t xml:space="preserve"> </w:t>
+        </w:r>
+      </w:ins>
+      <m:oMath>
+        <m:r>
+          <m:rPr>
+            <m:sty m:val="p"/>
+          </m:rPr>
+          <m:t>dim</m:t>
+        </m:r>
+        <m:r>
+          <m:rPr>
+            <m:sty m:val="p"/>
+          </m:rPr>
+          <m:t>(</m:t>
+        </m:r>
+        <m:r>
+          <m:rPr>
+            <m:scr m:val="script"/>
+            <m:sty m:val="p"/>
+          </m:rPr>
+          <m:t>S</m:t>
+        </m:r>
+        <m:r>
+          <m:rPr>
+            <m:sty m:val="p"/>
+          </m:rPr>
+          <m:t>)</m:t>
+        </m:r>
+        <m:r>
+          <m:rPr>
+            <m:sty m:val="p"/>
+          </m:rPr>
+          <m:t>=</m:t>
+        </m:r>
+        <m:r>
+          <m:t>r</m:t>
+        </m:r>
+        <m:r>
+          <m:rPr>
+            <m:sty m:val="p"/>
+          </m:rPr>
+          <m:t>≥</m:t>
+        </m:r>
+        <m:r>
+          <m:t>1</m:t>
+        </m:r>
+      </m:oMath>
+      <w:ins w:id="62" w:author="PR Preview" w:date="2026-01-01T00:00:00Z">
+        <w:r>
+          <w:t xml:space="preserve">,</w:t>
+        </w:r>
+      </w:ins>
+      <w:ins w:id="63" w:author="PR Preview" w:date="2026-01-01T00:00:00Z">
+        <w:r>
+          <w:t xml:space="preserve"> </w:t>
+        </w:r>
+      </w:ins>
+      <w:ins w:id="64" w:author="PR Preview" w:date="2026-01-01T00:00:00Z">
+        <w:r>
+          <w:t xml:space="preserve">and let</w:t>
+        </w:r>
+      </w:ins>
+      <w:ins w:id="65" w:author="PR Preview" w:date="2026-01-01T00:00:00Z">
+        <w:r>
+          <w:t xml:space="preserve"> </w:t>
+        </w:r>
+      </w:ins>
+      <m:oMath>
+        <m:r>
+          <m:rPr>
+            <m:sty m:val="bi"/>
+          </m:rPr>
+          <m:t>Q</m:t>
+        </m:r>
+      </m:oMath>
+      <w:ins w:id="66" w:author="PR Preview" w:date="2026-01-01T00:00:00Z">
+        <w:r>
+          <w:t xml:space="preserve"> </w:t>
+        </w:r>
+      </w:ins>
+      <w:ins w:id="67" w:author="PR Preview" w:date="2026-01-01T00:00:00Z">
+        <w:r>
+          <w:t xml:space="preserve">be the</w:t>
+        </w:r>
+      </w:ins>
+      <w:ins w:id="68" w:author="PR Preview" w:date="2026-01-01T00:00:00Z">
+        <w:r>
+          <w:t xml:space="preserve"> </w:t>
+        </w:r>
+      </w:ins>
+      <m:oMath>
+        <m:r>
+          <m:t>p</m:t>
+        </m:r>
+        <m:r>
+          <m:rPr>
+            <m:sty m:val="p"/>
+          </m:rPr>
+          <m:t>×</m:t>
+        </m:r>
+        <m:r>
+          <m:t>r</m:t>
+        </m:r>
+      </m:oMath>
+      <w:ins w:id="69" w:author="PR Preview" w:date="2026-01-01T00:00:00Z">
+        <w:r>
+          <w:t xml:space="preserve"> </w:t>
+        </w:r>
+      </w:ins>
+      <w:ins w:id="70" w:author="PR Preview" w:date="2026-01-01T00:00:00Z">
+        <w:r>
+          <w:t xml:space="preserve">matrix whose columns</w:t>
+        </w:r>
+      </w:ins>
+      <w:ins w:id="71" w:author="PR Preview" w:date="2026-01-01T00:00:00Z">
+        <w:r>
+          <w:t xml:space="preserve"> </w:t>
+        </w:r>
+      </w:ins>
+      <m:oMath>
+        <m:sSub>
+          <m:e>
+            <m:acc>
+              <m:accPr>
+                <m:chr m:val="̃"/>
+              </m:accPr>
+              <m:e>
+                <m:r>
+                  <m:t>q</m:t>
+                </m:r>
+              </m:e>
+            </m:acc>
+          </m:e>
+          <m:sub>
+            <m:r>
+              <m:t>1</m:t>
+            </m:r>
+          </m:sub>
+        </m:sSub>
+        <m:r>
+          <m:rPr>
+            <m:sty m:val="p"/>
+          </m:rPr>
+          <m:t>,</m:t>
+        </m:r>
+        <m:r>
+          <m:rPr>
+            <m:sty m:val="p"/>
+          </m:rPr>
+          <m:t>…</m:t>
+        </m:r>
+        <m:r>
+          <m:rPr>
+            <m:sty m:val="p"/>
+          </m:rPr>
+          <m:t>,</m:t>
+        </m:r>
+        <m:sSub>
+          <m:e>
+            <m:acc>
+              <m:accPr>
+                <m:chr m:val="̃"/>
+              </m:accPr>
+              <m:e>
+                <m:r>
+                  <m:t>q</m:t>
+                </m:r>
+              </m:e>
+            </m:acc>
+          </m:e>
+          <m:sub>
+            <m:r>
+              <m:t>r</m:t>
+            </m:r>
+          </m:sub>
+        </m:sSub>
+      </m:oMath>
+      <w:ins w:id="72" w:author="PR Preview" w:date="2026-01-01T00:00:00Z">
+        <w:r>
+          <w:t xml:space="preserve"> </w:t>
+        </w:r>
+      </w:ins>
+      <w:ins w:id="73" w:author="PR Preview" w:date="2026-01-01T00:00:00Z">
+        <w:r>
+          <w:t xml:space="preserve">are an orthonormal basis of</w:t>
+        </w:r>
+      </w:ins>
+      <w:ins w:id="74" w:author="PR Preview" w:date="2026-01-01T00:00:00Z">
+        <w:r>
+          <w:t xml:space="preserve"> </w:t>
+        </w:r>
+      </w:ins>
+      <m:oMath>
+        <m:r>
+          <m:rPr>
+            <m:scr m:val="script"/>
+            <m:sty m:val="p"/>
+          </m:rPr>
+          <m:t>S</m:t>
+        </m:r>
+      </m:oMath>
+      <w:ins w:id="75" w:author="PR Preview" w:date="2026-01-01T00:00:00Z">
+        <w:r>
+          <w:t xml:space="preserve"> </w:t>
+        </w:r>
+      </w:ins>
+      <w:ins w:id="76" w:author="PR Preview" w:date="2026-01-01T00:00:00Z">
+        <w:r>
+          <w:t xml:space="preserve">(</w:t>
+        </w:r>
+      </w:ins>
+      <w:hyperlink r:id="rId42">
+        <w:ins w:id="77" w:author="PR Preview" w:date="2026-01-01T00:00:00Z">
+          <w:r>
+            <w:rPr>
+              <w:rStyle w:val="Hyperlink"/>
+            </w:rPr>
+            <w:t xml:space="preserve">Definition 10 in Inner Products and Orthogonality</w:t>
+          </w:r>
+        </w:ins>
       </w:hyperlink>
-      <w:r>
-        <w:t xml:space="preserve">).</w:t>
-      </w:r>
+      <w:ins w:id="78" w:author="PR Preview" w:date="2026-01-01T00:00:00Z">
+        <w:r>
+          <w:t xml:space="preserve">,</w:t>
+        </w:r>
+      </w:ins>
+      <w:ins w:id="79" w:author="PR Preview" w:date="2026-01-01T00:00:00Z">
+        <w:r>
+          <w:t xml:space="preserve"> </w:t>
+        </w:r>
+      </w:ins>
+      <w:hyperlink r:id="rId43">
+        <w:ins w:id="80" w:author="PR Preview" w:date="2026-01-01T00:00:00Z">
+          <w:r>
+            <w:rPr>
+              <w:rStyle w:val="Hyperlink"/>
+            </w:rPr>
+            <w:t xml:space="preserve">Corollary 4 in Inner Products and Orthogonality</w:t>
+          </w:r>
+        </w:ins>
+      </w:hyperlink>
+      <w:ins w:id="81" w:author="PR Preview" w:date="2026-01-01T00:00:00Z">
+        <w:r>
+          <w:t xml:space="preserve">).</w:t>
+        </w:r>
+      </w:ins>
+      <w:ins w:id="82" w:author="PR Preview" w:date="2026-01-01T00:00:00Z">
+        <w:r>
+          <w:t xml:space="preserve"> </w:t>
+        </w:r>
+      </w:ins>
+      <w:ins w:id="83" w:author="PR Preview" w:date="2026-01-01T00:00:00Z">
+        <w:r>
+          <w:t xml:space="preserve">Then for every</w:t>
+        </w:r>
+      </w:ins>
+      <w:ins w:id="84" w:author="PR Preview" w:date="2026-01-01T00:00:00Z">
+        <w:r>
+          <w:t xml:space="preserve"> </w:t>
+        </w:r>
+      </w:ins>
+      <m:oMath>
+        <m:acc>
+          <m:accPr>
+            <m:chr m:val="̃"/>
+          </m:accPr>
+          <m:e>
+            <m:r>
+              <m:t>y</m:t>
+            </m:r>
+          </m:e>
+        </m:acc>
+        <m:r>
+          <m:rPr>
+            <m:sty m:val="p"/>
+          </m:rPr>
+          <m:t>∈</m:t>
+        </m:r>
+        <m:sSup>
+          <m:e>
+            <m:r>
+              <m:rPr>
+                <m:scr m:val="double-struck"/>
+                <m:sty m:val="p"/>
+              </m:rPr>
+              <m:t>R</m:t>
+            </m:r>
+          </m:e>
+          <m:sup>
+            <m:r>
+              <m:t>p</m:t>
+            </m:r>
+          </m:sup>
+        </m:sSup>
+      </m:oMath>
+      <w:ins w:id="85" w:author="PR Preview" w:date="2026-01-01T00:00:00Z">
+        <w:r>
+          <w:t xml:space="preserve">,</w:t>
+        </w:r>
+      </w:ins>
+      <w:ins w:id="86" w:author="PR Preview" w:date="2026-01-01T00:00:00Z">
+        <w:r>
+          <w:t xml:space="preserve"> </w:t>
+        </w:r>
+      </w:ins>
+      <m:oMath>
+        <m:r>
+          <m:rPr>
+            <m:sty m:val="bi"/>
+          </m:rPr>
+          <m:t>Q</m:t>
+        </m:r>
+        <m:sSup>
+          <m:e>
+            <m:r>
+              <m:rPr>
+                <m:sty m:val="bi"/>
+              </m:rPr>
+              <m:t>Q</m:t>
+            </m:r>
+          </m:e>
+          <m:sup>
+            <m:r>
+              <m:rPr>
+                <m:sty m:val="p"/>
+              </m:rPr>
+              <m:t>⊤</m:t>
+            </m:r>
+          </m:sup>
+        </m:sSup>
+        <m:acc>
+          <m:accPr>
+            <m:chr m:val="̃"/>
+          </m:accPr>
+          <m:e>
+            <m:r>
+              <m:t>y</m:t>
+            </m:r>
+          </m:e>
+        </m:acc>
+      </m:oMath>
+      <w:ins w:id="87" w:author="PR Preview" w:date="2026-01-01T00:00:00Z">
+        <w:r>
+          <w:t xml:space="preserve"> </w:t>
+        </w:r>
+      </w:ins>
+      <w:ins w:id="88" w:author="PR Preview" w:date="2026-01-01T00:00:00Z">
+        <w:r>
+          <w:t xml:space="preserve">is the orthogonal projection of</w:t>
+        </w:r>
+      </w:ins>
+      <w:ins w:id="89" w:author="PR Preview" w:date="2026-01-01T00:00:00Z">
+        <w:r>
+          <w:t xml:space="preserve"> </w:t>
+        </w:r>
+      </w:ins>
+      <m:oMath>
+        <m:acc>
+          <m:accPr>
+            <m:chr m:val="̃"/>
+          </m:accPr>
+          <m:e>
+            <m:r>
+              <m:t>y</m:t>
+            </m:r>
+          </m:e>
+        </m:acc>
+      </m:oMath>
+      <w:ins w:id="90" w:author="PR Preview" w:date="2026-01-01T00:00:00Z">
+        <w:r>
+          <w:t xml:space="preserve"> </w:t>
+        </w:r>
+      </w:ins>
+      <w:ins w:id="91" w:author="PR Preview" w:date="2026-01-01T00:00:00Z">
+        <w:r>
+          <w:t xml:space="preserve">onto</w:t>
+        </w:r>
+      </w:ins>
+      <w:ins w:id="92" w:author="PR Preview" w:date="2026-01-01T00:00:00Z">
+        <w:r>
+          <w:t xml:space="preserve"> </w:t>
+        </w:r>
+      </w:ins>
+      <m:oMath>
+        <m:r>
+          <m:rPr>
+            <m:scr m:val="script"/>
+            <m:sty m:val="p"/>
+          </m:rPr>
+          <m:t>S</m:t>
+        </m:r>
+      </m:oMath>
+      <w:ins w:id="93" w:author="PR Preview" w:date="2026-01-01T00:00:00Z">
+        <w:r>
+          <w:t xml:space="preserve">,</w:t>
+        </w:r>
+      </w:ins>
+      <w:ins w:id="94" w:author="PR Preview" w:date="2026-01-01T00:00:00Z">
+        <w:r>
+          <w:t xml:space="preserve"> </w:t>
+        </w:r>
+      </w:ins>
+      <w:ins w:id="95" w:author="PR Preview" w:date="2026-01-01T00:00:00Z">
+        <w:r>
+          <w:t xml:space="preserve">and</w:t>
+        </w:r>
+      </w:ins>
+      <w:ins w:id="96" w:author="PR Preview" w:date="2026-01-01T00:00:00Z">
+        <w:r>
+          <w:t xml:space="preserve"> </w:t>
+        </w:r>
+      </w:ins>
+      <m:oMath>
+        <m:r>
+          <m:rPr>
+            <m:sty m:val="bi"/>
+          </m:rPr>
+          <m:t>Q</m:t>
+        </m:r>
+        <m:sSup>
+          <m:e>
+            <m:r>
+              <m:rPr>
+                <m:sty m:val="bi"/>
+              </m:rPr>
+              <m:t>Q</m:t>
+            </m:r>
+          </m:e>
+          <m:sup>
+            <m:r>
+              <m:rPr>
+                <m:sty m:val="p"/>
+              </m:rPr>
+              <m:t>⊤</m:t>
+            </m:r>
+          </m:sup>
+        </m:sSup>
+      </m:oMath>
+      <w:ins w:id="97" w:author="PR Preview" w:date="2026-01-01T00:00:00Z">
+        <w:r>
+          <w:t xml:space="preserve"> </w:t>
+        </w:r>
+      </w:ins>
+      <w:ins w:id="98" w:author="PR Preview" w:date="2026-01-01T00:00:00Z">
+        <w:r>
+          <w:t xml:space="preserve">is an orthogonal projection matrix (</w:t>
+        </w:r>
+      </w:ins>
+      <w:hyperlink r:id="rId19">
+        <w:ins w:id="99" w:author="PR Preview" w:date="2026-01-01T00:00:00Z">
+          <w:r>
+            <w:rPr>
+              <w:rStyle w:val="Hyperlink"/>
+            </w:rPr>
+            <w:t xml:space="preserve">Definition 8 in Special Matrices and Decompositions</w:t>
+          </w:r>
+        </w:ins>
+      </w:hyperlink>
+      <w:ins w:id="100" w:author="PR Preview" w:date="2026-01-01T00:00:00Z">
+        <w:r>
+          <w:t xml:space="preserve">).</w:t>
+        </w:r>
+      </w:ins>
     </w:p>
     <w:bookmarkEnd w:id="44"/>
     <w:p>
@@ -58620,7 +59265,7 @@
           <w:rPr>
             <w:rStyle w:val="Hyperlink"/>
           </w:rPr>
-          <w:t xml:space="preserve">Definition 12 in Inner Products and Orthogonality</w:t>
+          <w:t xml:space="preserve">Definition 11 in Inner Products and Orthogonality</w:t>
         </w:r>
       </w:hyperlink>
       <w:r>
@@ -60773,7 +61418,7 @@
           <w:rPr>
             <w:rStyle w:val="Hyperlink"/>
           </w:rPr>
-          <w:t xml:space="preserve">Example 22 in Inner Products and Orthogonality</w:t>
+          <w:t xml:space="preserve">Example 21 in Inner Products and Orthogonality</w:t>
         </w:r>
       </w:hyperlink>
       <w:r>
@@ -60790,7 +61435,7 @@
           <w:rPr>
             <w:rStyle w:val="Hyperlink"/>
           </w:rPr>
-          <w:t xml:space="preserve">Example 24 in Inner Products and Orthogonality</w:t>
+          <w:t xml:space="preserve">Example 23 in Inner Products and Orthogonality</w:t>
         </w:r>
       </w:hyperlink>
       <w:r>
